--- a/word_reports/LP_0224_위치_415_Los Chacos_Evergreen 2100.docx
+++ b/word_reports/LP_0224_위치_415_Los Chacos_Evergreen 2100.docx
@@ -4,7 +4,7 @@
   <w:body>
     <w:p>
       <w:pPr>
-        <w:spacing w:after="280"/>
+        <w:spacing w:after="80"/>
       </w:pPr>
       <w:r>
         <w:rPr w:rFonts="맑은 고딕">
@@ -13,94 +13,47 @@
           <w:color w:val="1E3A8A"/>
           <w:sz w:val="30"/>
         </w:rPr>
-        <w:t>[415] Los Chacos - Evergreen 2100 Series</w:t>
+        <w:t>Los Chacos (로스차코스) - Evergreen 2100 Series</w:t>
       </w:r>
     </w:p>
     <w:p>
       <w:pPr>
-        <w:spacing w:after="320"/>
+        <w:spacing w:after="240"/>
       </w:pPr>
       <w:r>
         <w:rPr w:rFonts="맑은 고딕">
           <w:rFonts w:ascii="맑은 고딕" w:hAnsi="맑은 고딕" w:eastAsia="맑은 고딕"/>
           <w:b/>
-          <w:sz w:val="20"/>
+          <w:color w:val="4B5563"/>
+          <w:sz w:val="22"/>
         </w:rPr>
-        <w:t>■ 위치 : 415</w:t>
-        <w:br/>
-      </w:r>
-      <w:r>
-        <w:rPr w:rFonts="맑은 고딕">
-          <w:rFonts w:ascii="맑은 고딕" w:hAnsi="맑은 고딕" w:eastAsia="맑은 고딕"/>
-          <w:b/>
-          <w:sz w:val="20"/>
-        </w:rPr>
-        <w:t>■ 아티스트 : Los Chacos</w:t>
-        <w:br/>
-      </w:r>
-      <w:r>
-        <w:rPr w:rFonts="맑은 고딕">
-          <w:rFonts w:ascii="맑은 고딕" w:hAnsi="맑은 고딕" w:eastAsia="맑은 고딕"/>
-          <w:b/>
-          <w:sz w:val="20"/>
-        </w:rPr>
-        <w:t>■ 앨범명 : Evergreen 2100 Series</w:t>
-        <w:br/>
-      </w:r>
-      <w:r>
-        <w:rPr w:rFonts="맑은 고딕">
-          <w:rFonts w:ascii="맑은 고딕" w:hAnsi="맑은 고딕" w:eastAsia="맑은 고딕"/>
-          <w:b w:val="0"/>
-          <w:sz w:val="20"/>
-        </w:rPr>
-        <w:t>■ 음반 레이블 : Barclay</w:t>
-        <w:br/>
-      </w:r>
-      <w:r>
-        <w:rPr w:rFonts="맑은 고딕">
-          <w:rFonts w:ascii="맑은 고딕" w:hAnsi="맑은 고딕" w:eastAsia="맑은 고딕"/>
-          <w:b w:val="0"/>
-          <w:sz w:val="20"/>
-        </w:rPr>
-        <w:t>■ 발매년도 : 1974</w:t>
-        <w:br/>
-      </w:r>
-      <w:r>
-        <w:rPr w:rFonts="맑은 고딕">
-          <w:rFonts w:ascii="맑은 고딕" w:hAnsi="맑은 고딕" w:eastAsia="맑은 고딕"/>
-          <w:b w:val="0"/>
-          <w:sz w:val="20"/>
-        </w:rPr>
-        <w:t>■ 장르 : 월드 뮤직 / 앤디스 포크 (World Music / Andean Folk)</w:t>
-        <w:br/>
-      </w:r>
-      <w:r>
-        <w:rPr w:rFonts="맑은 고딕">
-          <w:rFonts w:ascii="맑은 고딕" w:hAnsi="맑은 고딕" w:eastAsia="맑은 고딕"/>
-          <w:b w:val="0"/>
-          <w:sz w:val="20"/>
-        </w:rPr>
-        <w:t>■ 주요 수록곡 : 1. El Cóndor Pasa (콘도르 파사)</w:t>
-        <w:br/>
+        <w:t>위치 :  415</w:t>
       </w:r>
     </w:p>
     <w:p>
       <w:pPr>
-        <w:spacing w:after="160"/>
+        <w:spacing w:line="324" w:lineRule="auto" w:before="80" w:after="160"/>
       </w:pPr>
       <w:r>
         <w:rPr w:rFonts="맑은 고딕">
           <w:rFonts w:ascii="맑은 고딕" w:hAnsi="맑은 고딕" w:eastAsia="맑은 고딕"/>
           <w:b/>
           <w:color w:val="1F2937"/>
-          <w:sz w:val="24"/>
+          <w:sz w:val="22"/>
         </w:rPr>
-        <w:t>■ 음반 해설 및 감상 가이드</w:t>
+        <w:t xml:space="preserve">[음반 소개] </w:t>
+      </w:r>
+      <w:r>
+        <w:rPr w:rFonts="맑은 고딕">
+          <w:rFonts w:ascii="맑은 고딕" w:hAnsi="맑은 고딕" w:eastAsia="맑은 고딕"/>
+          <w:b w:val="0"/>
+          <w:sz w:val="21"/>
+        </w:rPr>
       </w:r>
     </w:p>
     <w:p>
       <w:pPr>
-        <w:spacing w:line="312" w:lineRule="auto" w:after="120"/>
+        <w:spacing w:line="324" w:lineRule="auto" w:after="120"/>
       </w:pPr>
       <w:r>
         <w:rPr w:rFonts="맑은 고딕">
@@ -108,51 +61,516 @@
           <w:b w:val="0"/>
           <w:sz w:val="21"/>
         </w:rPr>
-        <w:t>프랑스 출신의 민속 음악 앙상블 '로스 차코스(Los Chacos)'는 남미 안데스 산맥의 숨결을 유럽과 아시아 전역에 우아하게 전파한 월드 뮤직의 선구자적 존재입니다. 본 음반은 일본 Barclay 및 CBS/Sony를 통해 오디오파일 및 음악 애호가들을 위해 기획되었던 명반 기획 시리즈 '에버그린 2100 시리즈(Evergreen 2100 Series)'의 일환으로 발매된 LP로, 안데스 전통 포크 음악이 지닌 원초적인 서정성과 클래식한 정제미를 한데 담아낸 뛰어난 완성도를 자랑합니다.</w:t>
+        <w:t>안데스의 거친 바람과 시원(始原)의 대지가 품은 서정을 정결한 예술적 울림으로 승화시킨 프랑스 민속음악 앙상블, 로스 차코스(Los Chacos)의 정수가 오롯이 담긴 명반입니다. 잉카 문명의 신비로운 애수가 깃든 케나(Quena)의 처연한 숨결과 심장을 고동치게 하는 봄보(Bombo)의 리듬은 듣는 이를 단숨에 장엄한 고원의 능선으로 이끕니다. 라틴 아메리카의 민속음악을 세계 보편의 클래시컬한 실내악적 품격으로 끌어올린 기념비적인 명연으로, 시대와 국경을 초월하여 영혼을 어루만지는 숭고한 카타르시스를 선사합니다.</w:t>
       </w:r>
     </w:p>
     <w:p>
       <w:pPr>
-        <w:spacing w:line="312" w:lineRule="auto" w:after="120"/>
+        <w:spacing w:line="324" w:lineRule="auto" w:before="200" w:after="80"/>
       </w:pPr>
+      <w:r>
+        <w:rPr w:rFonts="맑은 고딕">
+          <w:rFonts w:ascii="맑은 고딕" w:hAnsi="맑은 고딕" w:eastAsia="맑은 고딕"/>
+          <w:b/>
+          <w:color w:val="1E3A8A"/>
+          <w:sz w:val="24"/>
+        </w:rPr>
+        <w:t>1. 음반 데이터</w:t>
+      </w:r>
+    </w:p>
+    <w:p>
+      <w:pPr>
+        <w:spacing w:line="324" w:lineRule="auto" w:after="80"/>
+      </w:pPr>
+      <w:r>
+        <w:rPr w:rFonts="맑은 고딕">
+          <w:rFonts w:ascii="맑은 고딕" w:hAnsi="맑은 고딕" w:eastAsia="맑은 고딕"/>
+          <w:b w:val="0"/>
+          <w:color w:val="6B7280"/>
+          <w:sz w:val="21"/>
+        </w:rPr>
+        <w:t xml:space="preserve">· </w:t>
+      </w:r>
+      <w:r>
+        <w:rPr w:rFonts="맑은 고딕">
+          <w:rFonts w:ascii="맑은 고딕" w:hAnsi="맑은 고딕" w:eastAsia="맑은 고딕"/>
+          <w:b/>
+          <w:color w:val="1F2937"/>
+          <w:sz w:val="21"/>
+        </w:rPr>
+        <w:t xml:space="preserve">앨범명: </w:t>
+      </w:r>
       <w:r>
         <w:rPr w:rFonts="맑은 고딕">
           <w:rFonts w:ascii="맑은 고딕" w:hAnsi="맑은 고딕" w:eastAsia="맑은 고딕"/>
           <w:b w:val="0"/>
           <w:sz w:val="21"/>
         </w:rPr>
-        <w:t>음악적으로 이 앨범은 안데스 지방의 전통 악기인 케나(Quena: 대나무 피리), 삼포냐(Zampoña: 팬플루트), 차랑고(Charango: 소형 현악기)의 섬세한 울림을 핵심으로 삼고 있습니다. 프랑스 출신 연주자들 특유의 치밀한 조형미와 세련된 어레인지가 더해져, 자칫 거칠게 느껴질 수 있는 토속 민요의 선율을 지극히 고풍스럽고 품격 있는 예술곡의 반열로 끌어올렸다는 평가를 받습니다.</w:t>
+        <w:t>Evergreen 2100 Series</w:t>
       </w:r>
     </w:p>
     <w:p>
       <w:pPr>
-        <w:spacing w:line="312" w:lineRule="auto" w:after="120"/>
+        <w:spacing w:line="324" w:lineRule="auto" w:after="80"/>
       </w:pPr>
+      <w:r>
+        <w:rPr w:rFonts="맑은 고딕">
+          <w:rFonts w:ascii="맑은 고딕" w:hAnsi="맑은 고딕" w:eastAsia="맑은 고딕"/>
+          <w:b w:val="0"/>
+          <w:color w:val="6B7280"/>
+          <w:sz w:val="21"/>
+        </w:rPr>
+        <w:t xml:space="preserve">· </w:t>
+      </w:r>
+      <w:r>
+        <w:rPr w:rFonts="맑은 고딕">
+          <w:rFonts w:ascii="맑은 고딕" w:hAnsi="맑은 고딕" w:eastAsia="맑은 고딕"/>
+          <w:b/>
+          <w:color w:val="1F2937"/>
+          <w:sz w:val="21"/>
+        </w:rPr>
+        <w:t xml:space="preserve">아티스트: </w:t>
+      </w:r>
       <w:r>
         <w:rPr w:rFonts="맑은 고딕">
           <w:rFonts w:ascii="맑은 고딕" w:hAnsi="맑은 고딕" w:eastAsia="맑은 고딕"/>
           <w:b w:val="0"/>
           <w:sz w:val="21"/>
         </w:rPr>
-        <w:t>음반의 포문을 여는 대표곡 'El Cóndor Pasa'는 잉카 제국의 슬픔과 안데스 산맥의 장엄한 풍경을 애절하면서도 웅장한 케나와 삼포냐의 화음으로 풀어내어 듣는 이에게 깊은 감동을 선사합니다. 이어지는 'Cueca De La Montaña'나 'Carnavalito Del Chico' 같은 곡들에서는 안데스 특유의 다채로운 경쾌함과 타악기의 생동감 넘치는 리듬이 어우러져 한 폭의 풍경화 같은 리듬감을 전해줍니다.</w:t>
+        <w:t>Los Chacos (로스차코스)</w:t>
       </w:r>
     </w:p>
     <w:p>
       <w:pPr>
-        <w:spacing w:line="312" w:lineRule="auto" w:after="120"/>
+        <w:spacing w:line="324" w:lineRule="auto" w:after="80"/>
       </w:pPr>
+      <w:r>
+        <w:rPr w:rFonts="맑은 고딕">
+          <w:rFonts w:ascii="맑은 고딕" w:hAnsi="맑은 고딕" w:eastAsia="맑은 고딕"/>
+          <w:b w:val="0"/>
+          <w:color w:val="6B7280"/>
+          <w:sz w:val="21"/>
+        </w:rPr>
+        <w:t xml:space="preserve">· </w:t>
+      </w:r>
+      <w:r>
+        <w:rPr w:rFonts="맑은 고딕">
+          <w:rFonts w:ascii="맑은 고딕" w:hAnsi="맑은 고딕" w:eastAsia="맑은 고딕"/>
+          <w:b/>
+          <w:color w:val="1F2937"/>
+          <w:sz w:val="21"/>
+        </w:rPr>
+        <w:t xml:space="preserve">발매 정보: </w:t>
+      </w:r>
       <w:r>
         <w:rPr w:rFonts="맑은 고딕">
           <w:rFonts w:ascii="맑은 고딕" w:hAnsi="맑은 고딕" w:eastAsia="맑은 고딕"/>
           <w:b w:val="0"/>
           <w:sz w:val="21"/>
         </w:rPr>
-        <w:t>특히 이 LP는 아날로그 음원 특유의 따뜻하고 풍부한 잔향을 통해 목관 악기의 숨소리와 현악기의 울림을 극상으로 살려내었습니다. 고요한 공간에서 바늘이 도랑을 탈 때 펼쳐지는 고원 지대의 바람 소리와 정결한 목가적 선율은, 시대를 초과하여 청자에게 깊은 평온과 순수한 위로를 안겨주는 영원한 클래식입니다.</w:t>
+        <w:t>1970~80년대 고음질 아날로그 명반 복각 및 세계 음악의 정수를 알리기 위해 기획된 권위 있는 'Evergreen 2100' 시리즈로 발매된 앨범입니다. 프랑스 오리지널 마스터의 숨결을 정교하게 담아내어, 유럽과 아시아 애호가들에게 안데스 음악의 순수한 매력을 전달하는 가교 역할을 하였습니다.</w:t>
+      </w:r>
+    </w:p>
+    <w:p>
+      <w:pPr>
+        <w:spacing w:line="324" w:lineRule="auto" w:after="80"/>
+      </w:pPr>
+      <w:r>
+        <w:rPr w:rFonts="맑은 고딕">
+          <w:rFonts w:ascii="맑은 고딕" w:hAnsi="맑은 고딕" w:eastAsia="맑은 고딕"/>
+          <w:b w:val="0"/>
+          <w:color w:val="6B7280"/>
+          <w:sz w:val="21"/>
+        </w:rPr>
+        <w:t xml:space="preserve">· </w:t>
+      </w:r>
+      <w:r>
+        <w:rPr w:rFonts="맑은 고딕">
+          <w:rFonts w:ascii="맑은 고딕" w:hAnsi="맑은 고딕" w:eastAsia="맑은 고딕"/>
+          <w:b/>
+          <w:color w:val="1F2937"/>
+          <w:sz w:val="21"/>
+        </w:rPr>
+        <w:t xml:space="preserve">LP 인기도(판매량): </w:t>
+      </w:r>
+      <w:r>
+        <w:rPr w:rFonts="맑은 고딕">
+          <w:rFonts w:ascii="맑은 고딕" w:hAnsi="맑은 고딕" w:eastAsia="맑은 고딕"/>
+          <w:b w:val="0"/>
+          <w:sz w:val="21"/>
+        </w:rPr>
+        <w:t>발매 당시 국내외 음악 감상실과 클래식/월드뮤직 애호가들 사이에서 필청반으로 확고히 자리 잡았습니다. 대중음악 차트를 넘어 어쿠스틱 오디오 파일 및 포크 음악 팬덤을 중심으로 오랜 세월 동안 꾸준히 판매된 스테디셀러 음반입니다.</w:t>
+      </w:r>
+    </w:p>
+    <w:p>
+      <w:pPr>
+        <w:spacing w:line="324" w:lineRule="auto" w:after="80"/>
+      </w:pPr>
+      <w:r>
+        <w:rPr w:rFonts="맑은 고딕">
+          <w:rFonts w:ascii="맑은 고딕" w:hAnsi="맑은 고딕" w:eastAsia="맑은 고딕"/>
+          <w:b w:val="0"/>
+          <w:color w:val="6B7280"/>
+          <w:sz w:val="21"/>
+        </w:rPr>
+        <w:t xml:space="preserve">· </w:t>
+      </w:r>
+      <w:r>
+        <w:rPr w:rFonts="맑은 고딕">
+          <w:rFonts w:ascii="맑은 고딕" w:hAnsi="맑은 고딕" w:eastAsia="맑은 고딕"/>
+          <w:b/>
+          <w:color w:val="1F2937"/>
+          <w:sz w:val="21"/>
+        </w:rPr>
+        <w:t xml:space="preserve">각종 수상경력: </w:t>
+      </w:r>
+      <w:r>
+        <w:rPr w:rFonts="맑은 고딕">
+          <w:rFonts w:ascii="맑은 고딕" w:hAnsi="맑은 고딕" w:eastAsia="맑은 고딕"/>
+          <w:b w:val="0"/>
+          <w:sz w:val="21"/>
+        </w:rPr>
+        <w:t>로스 차코스는 프랑스 최고 권위의 음반상인 '아카데미 샤를 크로(Académie Charles Cros) 그랑프리'를 수상하며, 민속음악의 학술적·예술적 가치를 국제적으로 공인받은 바 있습니다.</w:t>
+      </w:r>
+    </w:p>
+    <w:p>
+      <w:pPr>
+        <w:spacing w:line="324" w:lineRule="auto" w:before="200" w:after="80"/>
+      </w:pPr>
+      <w:r>
+        <w:rPr w:rFonts="맑은 고딕">
+          <w:rFonts w:ascii="맑은 고딕" w:hAnsi="맑은 고딕" w:eastAsia="맑은 고딕"/>
+          <w:b/>
+          <w:color w:val="1E3A8A"/>
+          <w:sz w:val="24"/>
+        </w:rPr>
+        <w:t>2. 아티스트 정보</w:t>
+      </w:r>
+    </w:p>
+    <w:p>
+      <w:pPr>
+        <w:spacing w:line="324" w:lineRule="auto" w:after="80"/>
+      </w:pPr>
+      <w:r>
+        <w:rPr w:rFonts="맑은 고딕">
+          <w:rFonts w:ascii="맑은 고딕" w:hAnsi="맑은 고딕" w:eastAsia="맑은 고딕"/>
+          <w:b w:val="0"/>
+          <w:color w:val="6B7280"/>
+          <w:sz w:val="21"/>
+        </w:rPr>
+        <w:t xml:space="preserve">· </w:t>
+      </w:r>
+      <w:r>
+        <w:rPr w:rFonts="맑은 고딕">
+          <w:rFonts w:ascii="맑은 고딕" w:hAnsi="맑은 고딕" w:eastAsia="맑은 고딕"/>
+          <w:b/>
+          <w:color w:val="1F2937"/>
+          <w:sz w:val="21"/>
+        </w:rPr>
+        <w:t xml:space="preserve">국적: </w:t>
+      </w:r>
+      <w:r>
+        <w:rPr w:rFonts="맑은 고딕">
+          <w:rFonts w:ascii="맑은 고딕" w:hAnsi="맑은 고딕" w:eastAsia="맑은 고딕"/>
+          <w:b w:val="0"/>
+          <w:sz w:val="21"/>
+        </w:rPr>
+        <w:t>프랑스 (France)</w:t>
+      </w:r>
+    </w:p>
+    <w:p>
+      <w:pPr>
+        <w:spacing w:line="324" w:lineRule="auto" w:after="80"/>
+      </w:pPr>
+      <w:r>
+        <w:rPr w:rFonts="맑은 고딕">
+          <w:rFonts w:ascii="맑은 고딕" w:hAnsi="맑은 고딕" w:eastAsia="맑은 고딕"/>
+          <w:b w:val="0"/>
+          <w:color w:val="6B7280"/>
+          <w:sz w:val="21"/>
+        </w:rPr>
+        <w:t xml:space="preserve">· </w:t>
+      </w:r>
+      <w:r>
+        <w:rPr w:rFonts="맑은 고딕">
+          <w:rFonts w:ascii="맑은 고딕" w:hAnsi="맑은 고딕" w:eastAsia="맑은 고딕"/>
+          <w:b/>
+          <w:color w:val="1F2937"/>
+          <w:sz w:val="21"/>
+        </w:rPr>
+        <w:t xml:space="preserve">생몰년도: </w:t>
+      </w:r>
+      <w:r>
+        <w:rPr w:rFonts="맑은 고딕">
+          <w:rFonts w:ascii="맑은 고딕" w:hAnsi="맑은 고딕" w:eastAsia="맑은 고딕"/>
+          <w:b w:val="0"/>
+          <w:sz w:val="21"/>
+        </w:rPr>
+        <w:t>1953년 결성</w:t>
+      </w:r>
+    </w:p>
+    <w:p>
+      <w:pPr>
+        <w:spacing w:line="324" w:lineRule="auto" w:after="80"/>
+      </w:pPr>
+      <w:r>
+        <w:rPr w:rFonts="맑은 고딕">
+          <w:rFonts w:ascii="맑은 고딕" w:hAnsi="맑은 고딕" w:eastAsia="맑은 고딕"/>
+          <w:b w:val="0"/>
+          <w:color w:val="6B7280"/>
+          <w:sz w:val="21"/>
+        </w:rPr>
+        <w:t xml:space="preserve">· </w:t>
+      </w:r>
+      <w:r>
+        <w:rPr w:rFonts="맑은 고딕">
+          <w:rFonts w:ascii="맑은 고딕" w:hAnsi="맑은 고딕" w:eastAsia="맑은 고딕"/>
+          <w:b/>
+          <w:color w:val="1F2937"/>
+          <w:sz w:val="21"/>
+        </w:rPr>
+        <w:t xml:space="preserve">그룹 소속: </w:t>
+      </w:r>
+      <w:r>
+        <w:rPr w:rFonts="맑은 고딕">
+          <w:rFonts w:ascii="맑은 고딕" w:hAnsi="맑은 고딕" w:eastAsia="맑은 고딕"/>
+          <w:b w:val="0"/>
+          <w:sz w:val="21"/>
+        </w:rPr>
+        <w:t>민속음악 앙상블 (그룹)</w:t>
+      </w:r>
+    </w:p>
+    <w:p>
+      <w:pPr>
+        <w:spacing w:line="324" w:lineRule="auto" w:after="80"/>
+      </w:pPr>
+      <w:r>
+        <w:rPr w:rFonts="맑은 고딕">
+          <w:rFonts w:ascii="맑은 고딕" w:hAnsi="맑은 고딕" w:eastAsia="맑은 고딕"/>
+          <w:b w:val="0"/>
+          <w:color w:val="6B7280"/>
+          <w:sz w:val="21"/>
+        </w:rPr>
+        <w:t xml:space="preserve">· </w:t>
+      </w:r>
+      <w:r>
+        <w:rPr w:rFonts="맑은 고딕">
+          <w:rFonts w:ascii="맑은 고딕" w:hAnsi="맑은 고딕" w:eastAsia="맑은 고딕"/>
+          <w:b/>
+          <w:color w:val="1F2937"/>
+          <w:sz w:val="21"/>
+        </w:rPr>
+        <w:t xml:space="preserve">아티스트 소개: </w:t>
+      </w:r>
+      <w:r>
+        <w:rPr w:rFonts="맑은 고딕">
+          <w:rFonts w:ascii="맑은 고딕" w:hAnsi="맑은 고딕" w:eastAsia="맑은 고딕"/>
+          <w:b w:val="0"/>
+          <w:sz w:val="21"/>
+        </w:rPr>
+        <w:t>로스 차코스는 남미 토속 음악의 원초적 아름다움에 매료된 프랑스 음악인들이 결성한 전설적인 포크 앙상블입니다. 전통 악기들의 투박한 음색을 정갈하고 세련된 실내악적 화성으로 재해석하여, 유럽 음악계는 물론 전 세계에 '누에바 칸시온(Nueva Canción)'과 안데스 음악의 붐을 일으킨 선구자적 위치를 점하고 있습니다.</w:t>
+      </w:r>
+    </w:p>
+    <w:p>
+      <w:pPr>
+        <w:spacing w:line="324" w:lineRule="auto" w:before="200" w:after="80"/>
+      </w:pPr>
+      <w:r>
+        <w:rPr w:rFonts="맑은 고딕">
+          <w:rFonts w:ascii="맑은 고딕" w:hAnsi="맑은 고딕" w:eastAsia="맑은 고딕"/>
+          <w:b/>
+          <w:color w:val="1E3A8A"/>
+          <w:sz w:val="24"/>
+        </w:rPr>
+        <w:t>3. 음반 상세 분석</w:t>
+      </w:r>
+    </w:p>
+    <w:p>
+      <w:pPr>
+        <w:spacing w:line="324" w:lineRule="auto" w:after="80"/>
+      </w:pPr>
+      <w:r>
+        <w:rPr w:rFonts="맑은 고딕">
+          <w:rFonts w:ascii="맑은 고딕" w:hAnsi="맑은 고딕" w:eastAsia="맑은 고딕"/>
+          <w:b w:val="0"/>
+          <w:color w:val="6B7280"/>
+          <w:sz w:val="21"/>
+        </w:rPr>
+        <w:t xml:space="preserve">· </w:t>
+      </w:r>
+      <w:r>
+        <w:rPr w:rFonts="맑은 고딕">
+          <w:rFonts w:ascii="맑은 고딕" w:hAnsi="맑은 고딕" w:eastAsia="맑은 고딕"/>
+          <w:b/>
+          <w:color w:val="1F2937"/>
+          <w:sz w:val="21"/>
+        </w:rPr>
+        <w:t xml:space="preserve">역사적 위치: </w:t>
+      </w:r>
+      <w:r>
+        <w:rPr w:rFonts="맑은 고딕">
+          <w:rFonts w:ascii="맑은 고딕" w:hAnsi="맑은 고딕" w:eastAsia="맑은 고딕"/>
+          <w:b w:val="0"/>
+          <w:sz w:val="21"/>
+        </w:rPr>
+        <w:t>본 음반은 제3세계의 민속 음악이 단순한 에스닉 사운드를 넘어 가장 세련된 어쿠스틱 예술로 자리매김할 수 있음을 증명한 음악사적 이정표입니다. 원곡의 야생미를 해치지 않으면서도 절제된 앙상블을 구축하여, 월드뮤직의 클래식화(化)를 이룩한 걸작으로 평가받습니다.</w:t>
+      </w:r>
+    </w:p>
+    <w:p>
+      <w:pPr>
+        <w:spacing w:line="324" w:lineRule="auto" w:after="80"/>
+      </w:pPr>
+      <w:r>
+        <w:rPr w:rFonts="맑은 고딕">
+          <w:rFonts w:ascii="맑은 고딕" w:hAnsi="맑은 고딕" w:eastAsia="맑은 고딕"/>
+          <w:b w:val="0"/>
+          <w:color w:val="6B7280"/>
+          <w:sz w:val="21"/>
+        </w:rPr>
+        <w:t xml:space="preserve">· </w:t>
+      </w:r>
+      <w:r>
+        <w:rPr w:rFonts="맑은 고딕">
+          <w:rFonts w:ascii="맑은 고딕" w:hAnsi="맑은 고딕" w:eastAsia="맑은 고딕"/>
+          <w:b/>
+          <w:color w:val="1F2937"/>
+          <w:sz w:val="21"/>
+        </w:rPr>
+        <w:t xml:space="preserve">시대의 흔적(스토리텔링): </w:t>
+      </w:r>
+      <w:r>
+        <w:rPr w:rFonts="맑은 고딕">
+          <w:rFonts w:ascii="맑은 고딕" w:hAnsi="맑은 고딕" w:eastAsia="맑은 고딕"/>
+          <w:b w:val="0"/>
+          <w:sz w:val="21"/>
+        </w:rPr>
+        <w:t>급격한 산업화와 기계 문명이 도래하던 1970~80년대, 이 음반은 순수한 자연과 인간 본연의 자유를 갈망하던 청춘들에게 깊은 위안을 건넸습니다. 대학가 음악 감상실의 자욱한 공기 속에서 케나의 애절한 선율이 울려 퍼질 때마다, 청자들은 메마른 일상을 벗어나 미지의 고원을 유랑하는 정서적 해방감을 만끽했습니다.</w:t>
+      </w:r>
+    </w:p>
+    <w:p>
+      <w:pPr>
+        <w:spacing w:line="324" w:lineRule="auto" w:before="200" w:after="80"/>
+      </w:pPr>
+      <w:r>
+        <w:rPr w:rFonts="맑은 고딕">
+          <w:rFonts w:ascii="맑은 고딕" w:hAnsi="맑은 고딕" w:eastAsia="맑은 고딕"/>
+          <w:b/>
+          <w:color w:val="1E3A8A"/>
+          <w:sz w:val="24"/>
+        </w:rPr>
+        <w:t>4. 주요 수록곡 및 감상 제언</w:t>
+      </w:r>
+    </w:p>
+    <w:p>
+      <w:pPr>
+        <w:spacing w:line="324" w:lineRule="auto" w:after="80"/>
+      </w:pPr>
+      <w:r>
+        <w:rPr w:rFonts="맑은 고딕">
+          <w:rFonts w:ascii="맑은 고딕" w:hAnsi="맑은 고딕" w:eastAsia="맑은 고딕"/>
+          <w:b w:val="0"/>
+          <w:color w:val="6B7280"/>
+          <w:sz w:val="21"/>
+        </w:rPr>
+        <w:t xml:space="preserve">· </w:t>
+      </w:r>
+      <w:r>
+        <w:rPr w:rFonts="맑은 고딕">
+          <w:rFonts w:ascii="맑은 고딕" w:hAnsi="맑은 고딕" w:eastAsia="맑은 고딕"/>
+          <w:b/>
+          <w:color w:val="1F2937"/>
+          <w:sz w:val="21"/>
+        </w:rPr>
+        <w:t xml:space="preserve">주요 수록곡 특징: </w:t>
+      </w:r>
+      <w:r>
+        <w:rPr w:rFonts="맑은 고딕">
+          <w:rFonts w:ascii="맑은 고딕" w:hAnsi="맑은 고딕" w:eastAsia="맑은 고딕"/>
+          <w:b w:val="0"/>
+          <w:sz w:val="21"/>
+        </w:rPr>
+        <w:t>한국인에게도 친숙한 불멸의 명곡 'El Cóndor Pasa(철새는 날아가고)'를 비롯하여 안데스의 바람을 형상화한 다채로운 전통 악곡들이 수록되어 있습니다. 대나무 피리 케나의 애수 어린 독주, 차랑고(Charango)의 영롱한 트레몰로, 그리고 대지를 울리는 타악기의 울림이 완벽한 조화를 이루며 슬프도록 아름다운 서사를 직조해 냅니다.</w:t>
+      </w:r>
+    </w:p>
+    <w:p>
+      <w:pPr>
+        <w:spacing w:line="324" w:lineRule="auto" w:after="80"/>
+      </w:pPr>
+      <w:r>
+        <w:rPr w:rFonts="맑은 고딕">
+          <w:rFonts w:ascii="맑은 고딕" w:hAnsi="맑은 고딕" w:eastAsia="맑은 고딕"/>
+          <w:b w:val="0"/>
+          <w:color w:val="6B7280"/>
+          <w:sz w:val="21"/>
+        </w:rPr>
+        <w:t xml:space="preserve">· </w:t>
+      </w:r>
+      <w:r>
+        <w:rPr w:rFonts="맑은 고딕">
+          <w:rFonts w:ascii="맑은 고딕" w:hAnsi="맑은 고딕" w:eastAsia="맑은 고딕"/>
+          <w:b/>
+          <w:color w:val="1F2937"/>
+          <w:sz w:val="21"/>
+        </w:rPr>
+        <w:t xml:space="preserve">빈티지 감상 제언: </w:t>
+      </w:r>
+      <w:r>
+        <w:rPr w:rFonts="맑은 고딕">
+          <w:rFonts w:ascii="맑은 고딕" w:hAnsi="맑은 고딕" w:eastAsia="맑은 고딕"/>
+          <w:b w:val="0"/>
+          <w:sz w:val="21"/>
+        </w:rPr>
+        <w:t>진공관 앰프의 온기와 무게감 있는 턴테이블의 회전을 통해 감상할 때 본 앨범의 진가가 온전히 드러납니다. 연주자의 날숨이 케나의 취구를 스치는 거친 질감과 동물 가죽을 팽팽히 당겨 만든 봄보의 묵직한 잔향이 아날로그 특유의 풍성한 공간감 속에서 손에 잡힐 듯 생생하게 재현됩니다.</w:t>
+      </w:r>
+    </w:p>
+    <w:p>
+      <w:pPr>
+        <w:spacing w:line="324" w:lineRule="auto" w:after="80"/>
+      </w:pPr>
+      <w:r>
+        <w:rPr w:rFonts="맑은 고딕">
+          <w:rFonts w:ascii="맑은 고딕" w:hAnsi="맑은 고딕" w:eastAsia="맑은 고딕"/>
+          <w:b w:val="0"/>
+          <w:color w:val="6B7280"/>
+          <w:sz w:val="21"/>
+        </w:rPr>
+        <w:t xml:space="preserve">· </w:t>
+      </w:r>
+      <w:r>
+        <w:rPr w:rFonts="맑은 고딕">
+          <w:rFonts w:ascii="맑은 고딕" w:hAnsi="맑은 고딕" w:eastAsia="맑은 고딕"/>
+          <w:b/>
+          <w:color w:val="1F2937"/>
+          <w:sz w:val="21"/>
+        </w:rPr>
+        <w:t xml:space="preserve">소장 가치: </w:t>
+      </w:r>
+      <w:r>
+        <w:rPr w:rFonts="맑은 고딕">
+          <w:rFonts w:ascii="맑은 고딕" w:hAnsi="맑은 고딕" w:eastAsia="맑은 고딕"/>
+          <w:b w:val="0"/>
+          <w:sz w:val="21"/>
+        </w:rPr>
+        <w:t>디지털 음원으로는 결코 담아낼 수 없는 자연 목관 악기의 배음과 현악기의 미세한 마찰음이 LP 소릿골에 생생히 각인되어 있습니다. 정통 안데스 음악의 정수를 지극히 클래식한 품격으로 소장할 수 있는, 바이닐 컬렉터의 서가에서 결코 빠질 수 없는 귀중한 유산입니다.</w:t>
+      </w:r>
+    </w:p>
+    <w:p>
+      <w:pPr>
+        <w:spacing w:line="324" w:lineRule="auto" w:after="120" w:before="160"/>
+      </w:pPr>
+      <w:r>
+        <w:rPr w:rFonts="맑은 고딕">
+          <w:rFonts w:ascii="맑은 고딕" w:hAnsi="맑은 고딕" w:eastAsia="맑은 고딕"/>
+          <w:b/>
+          <w:color w:val="4338CA"/>
+          <w:sz w:val="21"/>
+        </w:rPr>
+        <w:t>이 음반을 통해 안데스 대자연의 고결한 바람과 영혼의 자유가 전해주는 감동을 다시 한번 경험해 보시는 것은 어떨까요?</w:t>
       </w:r>
     </w:p>
     <w:sectPr>
       <w:pgSz w:w="12240" w:h="15840"/>
-      <w:pgMar w:top="1440" w:right="1440" w:bottom="1440" w:left="1440" w:header="720" w:footer="720" w:gutter="0"/>
+      <w:pgMar w:top="1152" w:right="1296" w:bottom="1152" w:left="1296" w:header="720" w:footer="720" w:gutter="0"/>
       <w:cols w:space="720"/>
       <w:docGrid w:linePitch="360"/>
     </w:sectPr>

--- a/word_reports/LP_0224_위치_415_Los Chacos_Evergreen 2100.docx
+++ b/word_reports/LP_0224_위치_415_Los Chacos_Evergreen 2100.docx
@@ -32,7 +32,7 @@
     </w:p>
     <w:p>
       <w:pPr>
-        <w:spacing w:line="324" w:lineRule="auto" w:before="80" w:after="160"/>
+        <w:spacing w:line="324" w:lineRule="auto" w:before="80" w:after="120"/>
       </w:pPr>
       <w:r>
         <w:rPr w:rFonts="맑은 고딕">
@@ -42,13 +42,6 @@
           <w:sz w:val="22"/>
         </w:rPr>
         <w:t xml:space="preserve">[음반 소개] </w:t>
-      </w:r>
-      <w:r>
-        <w:rPr w:rFonts="맑은 고딕">
-          <w:rFonts w:ascii="맑은 고딕" w:hAnsi="맑은 고딕" w:eastAsia="맑은 고딕"/>
-          <w:b w:val="0"/>
-          <w:sz w:val="21"/>
-        </w:rPr>
       </w:r>
     </w:p>
     <w:p>
@@ -61,7 +54,33 @@
           <w:b w:val="0"/>
           <w:sz w:val="21"/>
         </w:rPr>
-        <w:t>안데스의 거친 바람과 시원(始原)의 대지가 품은 서정을 정결한 예술적 울림으로 승화시킨 프랑스 민속음악 앙상블, 로스 차코스(Los Chacos)의 정수가 오롯이 담긴 명반입니다. 잉카 문명의 신비로운 애수가 깃든 케나(Quena)의 처연한 숨결과 심장을 고동치게 하는 봄보(Bombo)의 리듬은 듣는 이를 단숨에 장엄한 고원의 능선으로 이끕니다. 라틴 아메리카의 민속음악을 세계 보편의 클래시컬한 실내악적 품격으로 끌어올린 기념비적인 명연으로, 시대와 국경을 초월하여 영혼을 어루만지는 숭고한 카타르시스를 선사합니다.</w:t>
+        <w:t>안데스 고원의 깎아지른 절벽 사이로 불어오는 시린 바람과 대지의 흙냄새, 그리고 인간 내면의 원초적 고독을 한 편의 서사시로 엮어낸 로스차코스(Los Chacos)의 이 음반은 단순한 월드뮤직의 범주를 넘어 영혼을 정화하는 숭고한 예술적 성취를 보여줍니다. 비록 프랑스 출신의 연주자들로 결성되었으나, 그들이 안데스 전통 음악에 바친 순정한 열정과 학구적인 탐구는 남미 원주민들의 한(恨)과 생명력을 그 어떤 현지 악단보다도 기품 있고 서정적으로 길어 올렸습니다. 문명화된 서구 사회에서 이들이 재해석해 낸 잉카의 음률은 당대 메마른 대중음악계에 거대한 영적 충격을 선사했습니다.</w:t>
+      </w:r>
+    </w:p>
+    <w:p>
+      <w:pPr>
+        <w:spacing w:line="324" w:lineRule="auto" w:after="120"/>
+      </w:pPr>
+      <w:r>
+        <w:rPr w:rFonts="맑은 고딕">
+          <w:rFonts w:ascii="맑은 고딕" w:hAnsi="맑은 고딕" w:eastAsia="맑은 고딕"/>
+          <w:b w:val="0"/>
+          <w:sz w:val="21"/>
+        </w:rPr>
+        <w:t>국내 음반사에서 오아시스 레코드의 ‘Evergreen 2100 Series’는 클래식과 팝, 월드뮤직의 숨은 걸작들을 엄선하여 지성적인 애호가들에게 보급했던 기념비적인 명반 컬렉션입니다. 1970~80년대 한국의 암울하고 억압적인 시대적 공기 속에서, 이 음반에 수록된 케나(Quena)와 삼포냐(Zampoña)의 투명하면서도 애절한 울림은 지친 청춘들의 심야 라디오 주파수를 타고 흘러들어 깊은 위로가 되어주었습니다. 당대 음악 감상실의 어두운 조명 아래, 턴테이블 위를 스치는 이 이국적인 바람 소리는 자유를 향한 갈망이자 순수한 서정의 피난처였습니다.</w:t>
+      </w:r>
+    </w:p>
+    <w:p>
+      <w:pPr>
+        <w:spacing w:line="324" w:lineRule="auto" w:after="120"/>
+      </w:pPr>
+      <w:r>
+        <w:rPr w:rFonts="맑은 고딕">
+          <w:rFonts w:ascii="맑은 고딕" w:hAnsi="맑은 고딕" w:eastAsia="맑은 고딕"/>
+          <w:b w:val="0"/>
+          <w:sz w:val="21"/>
+        </w:rPr>
+        <w:t>로스차코스가 추구한 음악적 철학은 인위적인 전기 음향을 철저히 배제하고, 갈대와 나무, 양가죽 등 자연의 질감 그대로를 소리화하는 데 있었습니다. 대나무 관대를 통과하는 연주자의 거친 숨결과 차랑고(Charango)의 영롱한 탄현은 인간과 자연이 나눌 수 있는 가장 고결한 형태의 대화였습니다. 세월이 반세기를 훌쩍 넘긴 오늘날에도 이 음반이 빛바래지 않는 이유는, 문명의 피로에 지친 현대인들에게 시공을 초월한 안식과 태고의 순수성을 환기해 주는 불멸의 서정적 생명력을 품고 있기 때문입니다.</w:t>
       </w:r>
     </w:p>
     <w:p>
@@ -168,7 +187,7 @@
           <w:b w:val="0"/>
           <w:sz w:val="21"/>
         </w:rPr>
-        <w:t>1970~80년대 고음질 아날로그 명반 복각 및 세계 음악의 정수를 알리기 위해 기획된 권위 있는 'Evergreen 2100' 시리즈로 발매된 앨범입니다. 프랑스 오리지널 마스터의 숨결을 정교하게 담아내어, 유럽과 아시아 애호가들에게 안데스 음악의 순수한 매력을 전달하는 가교 역할을 하였습니다.</w:t>
+        <w:t>국내 오아시스 레코드(Oasis Records)의 품격 높은 라이선스 기획물인 'Evergreen 2100' 시리즈로 발매된 음반으로, 안데스 민속음악의 정수를 국내 애호가들에게 소개하며 정통 포크 및 월드뮤직 보급에 결정적 기여를 한 역사적 명반.</w:t>
       </w:r>
     </w:p>
     <w:p>
@@ -199,7 +218,7 @@
           <w:b w:val="0"/>
           <w:sz w:val="21"/>
         </w:rPr>
-        <w:t>발매 당시 국내외 음악 감상실과 클래식/월드뮤직 애호가들 사이에서 필청반으로 확고히 자리 잡았습니다. 대중음악 차트를 넘어 어쿠스틱 오디오 파일 및 포크 음악 팬덤을 중심으로 오랜 세월 동안 꾸준히 판매된 스테디셀러 음반입니다.</w:t>
+        <w:t>발매 당시 심야 라디오 프로그램과 음악 감상실, 대학가를 중심으로 입소문을 타며 꾸준히 사랑받은 스테디셀러로, 시리즈 중에서도 음악적 순도가 가장 높은 필청반으로 평가받음.</w:t>
       </w:r>
     </w:p>
     <w:p>
@@ -230,7 +249,7 @@
           <w:b w:val="0"/>
           <w:sz w:val="21"/>
         </w:rPr>
-        <w:t>로스 차코스는 프랑스 최고 권위의 음반상인 '아카데미 샤를 크로(Académie Charles Cros) 그랑프리'를 수상하며, 민속음악의 학술적·예술적 가치를 국제적으로 공인받은 바 있습니다.</w:t>
+        <w:t>프랑스 최고 권위의 음반상인 아카데미 샤를 크로(Académie Charles-Cros) 그랑프리 디스크를 수상하며 민속음악 재해석의 학술적·예술적 가치를 세계적으로 공인받음.</w:t>
       </w:r>
     </w:p>
     <w:p>
@@ -275,7 +294,7 @@
           <w:b w:val="0"/>
           <w:sz w:val="21"/>
         </w:rPr>
-        <w:t>프랑스 (France)</w:t>
+        <w:t>프랑스</w:t>
       </w:r>
     </w:p>
     <w:p>
@@ -337,7 +356,7 @@
           <w:b w:val="0"/>
           <w:sz w:val="21"/>
         </w:rPr>
-        <w:t>민속음악 앙상블 (그룹)</w:t>
+        <w:t>다국적 민속음악 실내악 앙상블</w:t>
       </w:r>
     </w:p>
     <w:p>
@@ -368,7 +387,7 @@
           <w:b w:val="0"/>
           <w:sz w:val="21"/>
         </w:rPr>
-        <w:t>로스 차코스는 남미 토속 음악의 원초적 아름다움에 매료된 프랑스 음악인들이 결성한 전설적인 포크 앙상블입니다. 전통 악기들의 투박한 음색을 정갈하고 세련된 실내악적 화성으로 재해석하여, 유럽 음악계는 물론 전 세계에 '누에바 칸시온(Nueva Canción)'과 안데스 음악의 붐을 일으킨 선구자적 위치를 점하고 있습니다.</w:t>
+        <w:t>장-자크 루셀(Jean-Jacques Rousselle)을 중심으로 결성된 로스차코스는 남미 안데스 고원의 전통 악기들을 완벽히 체화하여 서구 실내악의 정교한 앙상블 감각과 접목한 전설적인 그룹입니다. 이들은 안데스 민속음악을 단순한 에스닉 사운드를 넘어 인류 보편의 고아한 예술 음악으로 격상시킨 위대한 선구자들입니다.</w:t>
       </w:r>
     </w:p>
     <w:p>
@@ -413,7 +432,7 @@
           <w:b w:val="0"/>
           <w:sz w:val="21"/>
         </w:rPr>
-        <w:t>본 음반은 제3세계의 민속 음악이 단순한 에스닉 사운드를 넘어 가장 세련된 어쿠스틱 예술로 자리매김할 수 있음을 증명한 음악사적 이정표입니다. 원곡의 야생미를 해치지 않으면서도 절제된 앙상블을 구축하여, 월드뮤직의 클래식화(化)를 이룩한 걸작으로 평가받습니다.</w:t>
+        <w:t>월드뮤직이라는 개념조차 생경하던 시대에 순수 어쿠스틱 악기 편성만으로 서구 팝과 클래식 리스너 모두를 매료시키며, 크로스오버와 에스닉 음악의 새로운 지평을 열어젖힌 음반사적 이정표입니다.</w:t>
       </w:r>
     </w:p>
     <w:p>
@@ -444,7 +463,7 @@
           <w:b w:val="0"/>
           <w:sz w:val="21"/>
         </w:rPr>
-        <w:t>급격한 산업화와 기계 문명이 도래하던 1970~80년대, 이 음반은 순수한 자연과 인간 본연의 자유를 갈망하던 청춘들에게 깊은 위안을 건넸습니다. 대학가 음악 감상실의 자욱한 공기 속에서 케나의 애절한 선율이 울려 퍼질 때마다, 청자들은 메마른 일상을 벗어나 미지의 고원을 유랑하는 정서적 해방감을 만끽했습니다.</w:t>
+        <w:t>급격한 산업화와 유신 시절의 회색빛 일상을 견뎌내던 1970~80년대 한국 청년들에게, 로스차코스의 맑고 서늘한 음률은 광활한 대자연을 유영하는 자유의 날갯짓이자 영혼을 달래주던 시대의 온기였습니다.</w:t>
       </w:r>
     </w:p>
     <w:p>
@@ -489,7 +508,7 @@
           <w:b w:val="0"/>
           <w:sz w:val="21"/>
         </w:rPr>
-        <w:t>한국인에게도 친숙한 불멸의 명곡 'El Cóndor Pasa(철새는 날아가고)'를 비롯하여 안데스의 바람을 형상화한 다채로운 전통 악곡들이 수록되어 있습니다. 대나무 피리 케나의 애수 어린 독주, 차랑고(Charango)의 영롱한 트레몰로, 그리고 대지를 울리는 타악기의 울림이 완벽한 조화를 이루며 슬프도록 아름다운 서사를 직조해 냅니다.</w:t>
+        <w:t>바람의 숨결을 그대로 옮겨놓은 듯한 케나의 비장한 독주가 압권인 'El Cóndor Pasa(철새는 날아가고)'를 비롯해, 대지의 맥박처럼 심장을 울리는 타악과 차랑고의 조화가 돋보이는 'Fiesta de la Candelaria' 등 수록곡 전반이 고원의 서정과 신비를 오롯이 머금고 있습니다.</w:t>
       </w:r>
     </w:p>
     <w:p>
@@ -520,7 +539,7 @@
           <w:b w:val="0"/>
           <w:sz w:val="21"/>
         </w:rPr>
-        <w:t>진공관 앰프의 온기와 무게감 있는 턴테이블의 회전을 통해 감상할 때 본 앨범의 진가가 온전히 드러납니다. 연주자의 날숨이 케나의 취구를 스치는 거친 질감과 동물 가죽을 팽팽히 당겨 만든 봄보의 묵직한 잔향이 아날로그 특유의 풍성한 공간감 속에서 손에 잡힐 듯 생생하게 재현됩니다.</w:t>
+        <w:t>LP 그루브를 긁는 미세한 표면 잡음조차 대나무 피리의 공명과 자연스럽게 섞여 들어갑니다. 따스한 진공관 앰프에 연결된 턴테이블로 감상할 때, 연주자의 날숨이 악기를 통과하며 부서지는 배음과 봄보(Bombo)의 묵직한 잔향이 청음 공간을 안데스의 고원으로 바꾸어 놓는 기적을 경험하게 됩니다.</w:t>
       </w:r>
     </w:p>
     <w:p>
@@ -551,7 +570,7 @@
           <w:b w:val="0"/>
           <w:sz w:val="21"/>
         </w:rPr>
-        <w:t>디지털 음원으로는 결코 담아낼 수 없는 자연 목관 악기의 배음과 현악기의 미세한 마찰음이 LP 소릿골에 생생히 각인되어 있습니다. 정통 안데스 음악의 정수를 지극히 클래식한 품격으로 소장할 수 있는, 바이닐 컬렉터의 서가에서 결코 빠질 수 없는 귀중한 유산입니다.</w:t>
+        <w:t>한국 LP 역사의 빛나는 기획물인 'Evergreen 2100' 시리즈의 상징적인 음반이자, 원초적인 남미의 서정을 가장 기품 있는 아날로그 사운드로 감상할 수 있는 컬렉터스 아이템입니다.</w:t>
       </w:r>
     </w:p>
     <w:p>
@@ -565,7 +584,7 @@
           <w:color w:val="4338CA"/>
           <w:sz w:val="21"/>
         </w:rPr>
-        <w:t>이 음반을 통해 안데스 대자연의 고결한 바람과 영혼의 자유가 전해주는 감동을 다시 한번 경험해 보시는 것은 어떨까요?</w:t>
+        <w:t>이 음반을 통해 안데스 고원의 맑고 시린 바람과 아날로그 바이닐이 전해주는 감동을 다시 한번 경험해 보시는 것은 어떨까요?</w:t>
       </w:r>
     </w:p>
     <w:sectPr>
